--- a/templates/TEMPLATE_DECLARACAO_HIPOSSUFICIENCIA.docx
+++ b/templates/TEMPLATE_DECLARACAO_HIPOSSUFICIENCIA.docx
@@ -99,12 +99,14 @@
           <w:rFonts w:ascii="Times New Roman" w:hAnsi="Times New Roman" w:cs="Times New Roman"/>
           <w:b/>
           <w:bCs/>
+          <w:highlight w:val="yellow"/>
         </w:rPr>
         <w:t xml:space="preserve">{{nomeCliente}}, </w:t>
       </w:r>
       <w:r>
         <w:rPr>
           <w:rFonts w:ascii="Times New Roman" w:hAnsi="Times New Roman" w:cs="Times New Roman"/>
+          <w:highlight w:val="yellow"/>
         </w:rPr>
         <w:t xml:space="preserve">{{nacionalidade}}, {{estadoCivil}}, {{profissao}}, portador(a) da cédula de identidade nº </w:t>
       </w:r>
@@ -112,6 +114,7 @@
       <w:r>
         <w:rPr>
           <w:rFonts w:ascii="Times New Roman" w:hAnsi="Times New Roman" w:cs="Times New Roman"/>
+          <w:highlight w:val="yellow"/>
         </w:rPr>
         <w:t>{{rg}}</w:t>
       </w:r>
@@ -119,6 +122,7 @@
       <w:r>
         <w:rPr>
           <w:rFonts w:ascii="Times New Roman" w:hAnsi="Times New Roman" w:cs="Times New Roman"/>
+          <w:highlight w:val="yellow"/>
         </w:rPr>
         <w:t xml:space="preserve"> SSP-{{sspUf}}, e inscrito(a) no CPF nº {{cpf}}, residente e domiciliado no(a) {{endereco}}, CEP: {{cep}}</w:t>
       </w:r>
@@ -181,6 +185,7 @@
       <w:r>
         <w:rPr>
           <w:rFonts w:ascii="Times New Roman" w:hAnsi="Times New Roman" w:cs="Times New Roman"/>
+          <w:highlight w:val="yellow"/>
         </w:rPr>
         <w:t>{{dataExtenso}}</w:t>
       </w:r>
@@ -251,6 +256,7 @@
           <w:rFonts w:ascii="Times New Roman" w:hAnsi="Times New Roman" w:cs="Times New Roman"/>
           <w:b/>
           <w:bCs/>
+          <w:highlight w:val="yellow"/>
         </w:rPr>
         <w:t>{{nomeCliente}}</w:t>
       </w:r>
@@ -270,6 +276,7 @@
           <w:rFonts w:ascii="Times New Roman" w:hAnsi="Times New Roman" w:cs="Times New Roman"/>
           <w:b/>
           <w:bCs/>
+          <w:highlight w:val="yellow"/>
         </w:rPr>
         <w:t>CPF nº {{cpf}}</w:t>
       </w:r>

--- a/templates/TEMPLATE_DECLARACAO_HIPOSSUFICIENCIA.docx
+++ b/templates/TEMPLATE_DECLARACAO_HIPOSSUFICIENCIA.docx
@@ -99,14 +99,12 @@
           <w:rFonts w:ascii="Times New Roman" w:hAnsi="Times New Roman" w:cs="Times New Roman"/>
           <w:b/>
           <w:bCs/>
-          <w:highlight w:val="yellow"/>
         </w:rPr>
         <w:t xml:space="preserve">{{nomeCliente}}, </w:t>
       </w:r>
       <w:r>
         <w:rPr>
           <w:rFonts w:ascii="Times New Roman" w:hAnsi="Times New Roman" w:cs="Times New Roman"/>
-          <w:highlight w:val="yellow"/>
         </w:rPr>
         <w:t xml:space="preserve">{{nacionalidade}}, {{estadoCivil}}, {{profissao}}, portador(a) da cédula de identidade nº </w:t>
       </w:r>
@@ -114,7 +112,6 @@
       <w:r>
         <w:rPr>
           <w:rFonts w:ascii="Times New Roman" w:hAnsi="Times New Roman" w:cs="Times New Roman"/>
-          <w:highlight w:val="yellow"/>
         </w:rPr>
         <w:t>{{rg}}</w:t>
       </w:r>
@@ -122,15 +119,13 @@
       <w:r>
         <w:rPr>
           <w:rFonts w:ascii="Times New Roman" w:hAnsi="Times New Roman" w:cs="Times New Roman"/>
-          <w:highlight w:val="yellow"/>
-        </w:rPr>
-        <w:t xml:space="preserve"> SSP-{{sspUf}}, e inscrito(a) no CPF nº {{cpf}}, residente e domiciliado no(a) {{endereco}}, CEP: {{cep}}</w:t>
+        </w:rPr>
+        <w:t xml:space="preserve"> SSP-{{sspUf}}, e inscrito(a) no CPF nº {{cpf}}, residente e domiciliado(a) em {{endereco}}, CEP: {{cep}}</w:t>
       </w:r>
       <w:bookmarkEnd w:id="1"/>
       <w:r>
         <w:rPr>
           <w:rFonts w:ascii="Times New Roman" w:hAnsi="Times New Roman" w:cs="Times New Roman"/>
-          <w:highlight w:val="yellow"/>
         </w:rPr>
       </w:r>
       <w:r>
@@ -185,7 +180,6 @@
       <w:r>
         <w:rPr>
           <w:rFonts w:ascii="Times New Roman" w:hAnsi="Times New Roman" w:cs="Times New Roman"/>
-          <w:highlight w:val="yellow"/>
         </w:rPr>
         <w:t>{{dataExtenso}}</w:t>
       </w:r>
@@ -193,21 +187,18 @@
       <w:r>
         <w:rPr>
           <w:rFonts w:ascii="Times New Roman" w:hAnsi="Times New Roman" w:cs="Times New Roman"/>
-          <w:highlight w:val="yellow"/>
         </w:rPr>
       </w:r>
       <w:proofErr w:type="gramStart"/>
       <w:r>
         <w:rPr>
           <w:rFonts w:ascii="Times New Roman" w:hAnsi="Times New Roman" w:cs="Times New Roman"/>
-          <w:highlight w:val="yellow"/>
         </w:rPr>
       </w:r>
       <w:proofErr w:type="gramEnd"/>
       <w:r>
         <w:rPr>
           <w:rFonts w:ascii="Times New Roman" w:hAnsi="Times New Roman" w:cs="Times New Roman"/>
-          <w:highlight w:val="yellow"/>
         </w:rPr>
       </w:r>
     </w:p>
@@ -248,7 +239,6 @@
           <w:rFonts w:ascii="Times New Roman" w:hAnsi="Times New Roman" w:cs="Times New Roman"/>
           <w:b/>
           <w:bCs/>
-          <w:highlight w:val="yellow"/>
         </w:rPr>
       </w:pPr>
       <w:r>
@@ -256,7 +246,6 @@
           <w:rFonts w:ascii="Times New Roman" w:hAnsi="Times New Roman" w:cs="Times New Roman"/>
           <w:b/>
           <w:bCs/>
-          <w:highlight w:val="yellow"/>
         </w:rPr>
         <w:t>{{nomeCliente}}</w:t>
       </w:r>
@@ -276,7 +265,6 @@
           <w:rFonts w:ascii="Times New Roman" w:hAnsi="Times New Roman" w:cs="Times New Roman"/>
           <w:b/>
           <w:bCs/>
-          <w:highlight w:val="yellow"/>
         </w:rPr>
         <w:t>CPF nº {{cpf}}</w:t>
       </w:r>
